--- a/public/downloads/pip-strengths-and-growth-reflection-worksheet.docx
+++ b/public/downloads/pip-strengths-and-growth-reflection-worksheet.docx
@@ -60,9 +60,9 @@
         </w:tblBorders>
       </w:tblPr>
       <w:tblGrid>
-        <w:gridCol w:w="3200"/>
-        <w:gridCol w:w="3200"/>
-        <w:gridCol w:w="3200"/>
+        <w:gridCol w:w="3023"/>
+        <w:gridCol w:w="3023"/>
+        <w:gridCol w:w="3023"/>
       </w:tblGrid>
       <w:tr>
         <w:trPr>
@@ -70,7 +70,7 @@
         </w:trPr>
         <w:tc>
           <w:tcPr>
-            <w:tcW w:type="dxa" w:w="3200"/>
+            <w:tcW w:type="dxa" w:w="3023"/>
             <w:shd w:fill="1F3A5F" w:color="auto" w:val="clear"/>
             <w:tcMar>
               <w:top w:type="dxa" w:w="80"/>
@@ -106,7 +106,7 @@
         </w:tc>
         <w:tc>
           <w:tcPr>
-            <w:tcW w:type="dxa" w:w="3200"/>
+            <w:tcW w:type="dxa" w:w="3023"/>
             <w:shd w:fill="1F3A5F" w:color="auto" w:val="clear"/>
             <w:tcMar>
               <w:top w:type="dxa" w:w="80"/>
@@ -142,7 +142,7 @@
         </w:tc>
         <w:tc>
           <w:tcPr>
-            <w:tcW w:type="dxa" w:w="3200"/>
+            <w:tcW w:type="dxa" w:w="3023"/>
             <w:shd w:fill="1F3A5F" w:color="auto" w:val="clear"/>
             <w:tcMar>
               <w:top w:type="dxa" w:w="80"/>
@@ -183,7 +183,7 @@
         </w:trPr>
         <w:tc>
           <w:tcPr>
-            <w:tcW w:type="dxa" w:w="3200"/>
+            <w:tcW w:type="dxa" w:w="3023"/>
             <w:tcMar>
               <w:top w:type="dxa" w:w="80"/>
               <w:left w:type="dxa" w:w="120"/>
@@ -219,7 +219,7 @@
         </w:tc>
         <w:tc>
           <w:tcPr>
-            <w:tcW w:type="dxa" w:w="3200"/>
+            <w:tcW w:type="dxa" w:w="3023"/>
             <w:tcMar>
               <w:top w:type="dxa" w:w="80"/>
               <w:left w:type="dxa" w:w="120"/>
@@ -255,7 +255,7 @@
         </w:tc>
         <w:tc>
           <w:tcPr>
-            <w:tcW w:type="dxa" w:w="3200"/>
+            <w:tcW w:type="dxa" w:w="3023"/>
             <w:tcMar>
               <w:top w:type="dxa" w:w="80"/>
               <w:left w:type="dxa" w:w="120"/>
@@ -296,7 +296,7 @@
         </w:trPr>
         <w:tc>
           <w:tcPr>
-            <w:tcW w:type="dxa" w:w="3200"/>
+            <w:tcW w:type="dxa" w:w="3023"/>
             <w:tcMar>
               <w:top w:type="dxa" w:w="80"/>
               <w:left w:type="dxa" w:w="120"/>
@@ -332,7 +332,7 @@
         </w:tc>
         <w:tc>
           <w:tcPr>
-            <w:tcW w:type="dxa" w:w="3200"/>
+            <w:tcW w:type="dxa" w:w="3023"/>
             <w:tcMar>
               <w:top w:type="dxa" w:w="80"/>
               <w:left w:type="dxa" w:w="120"/>
@@ -368,7 +368,7 @@
         </w:tc>
         <w:tc>
           <w:tcPr>
-            <w:tcW w:type="dxa" w:w="3200"/>
+            <w:tcW w:type="dxa" w:w="3023"/>
             <w:tcMar>
               <w:top w:type="dxa" w:w="80"/>
               <w:left w:type="dxa" w:w="120"/>
@@ -541,9 +541,9 @@
         </w:tblBorders>
       </w:tblPr>
       <w:tblGrid>
-        <w:gridCol w:w="3200"/>
-        <w:gridCol w:w="3200"/>
-        <w:gridCol w:w="3200"/>
+        <w:gridCol w:w="3023"/>
+        <w:gridCol w:w="3023"/>
+        <w:gridCol w:w="3023"/>
       </w:tblGrid>
       <w:tr>
         <w:trPr>
@@ -551,7 +551,7 @@
         </w:trPr>
         <w:tc>
           <w:tcPr>
-            <w:tcW w:type="dxa" w:w="3200"/>
+            <w:tcW w:type="dxa" w:w="3023"/>
             <w:shd w:fill="1F3A5F" w:color="auto" w:val="clear"/>
             <w:tcMar>
               <w:top w:type="dxa" w:w="80"/>
@@ -587,7 +587,7 @@
         </w:tc>
         <w:tc>
           <w:tcPr>
-            <w:tcW w:type="dxa" w:w="3200"/>
+            <w:tcW w:type="dxa" w:w="3023"/>
             <w:shd w:fill="1F3A5F" w:color="auto" w:val="clear"/>
             <w:tcMar>
               <w:top w:type="dxa" w:w="80"/>
@@ -623,7 +623,7 @@
         </w:tc>
         <w:tc>
           <w:tcPr>
-            <w:tcW w:type="dxa" w:w="3200"/>
+            <w:tcW w:type="dxa" w:w="3023"/>
             <w:shd w:fill="1F3A5F" w:color="auto" w:val="clear"/>
             <w:tcMar>
               <w:top w:type="dxa" w:w="80"/>
@@ -664,7 +664,7 @@
         </w:trPr>
         <w:tc>
           <w:tcPr>
-            <w:tcW w:type="dxa" w:w="3200"/>
+            <w:tcW w:type="dxa" w:w="3023"/>
             <w:tcMar>
               <w:top w:type="dxa" w:w="80"/>
               <w:left w:type="dxa" w:w="120"/>
@@ -687,7 +687,7 @@
         </w:tc>
         <w:tc>
           <w:tcPr>
-            <w:tcW w:type="dxa" w:w="3200"/>
+            <w:tcW w:type="dxa" w:w="3023"/>
             <w:tcMar>
               <w:top w:type="dxa" w:w="80"/>
               <w:left w:type="dxa" w:w="120"/>
@@ -710,7 +710,7 @@
         </w:tc>
         <w:tc>
           <w:tcPr>
-            <w:tcW w:type="dxa" w:w="3200"/>
+            <w:tcW w:type="dxa" w:w="3023"/>
             <w:tcMar>
               <w:top w:type="dxa" w:w="80"/>
               <w:left w:type="dxa" w:w="120"/>
@@ -738,7 +738,7 @@
         </w:trPr>
         <w:tc>
           <w:tcPr>
-            <w:tcW w:type="dxa" w:w="3200"/>
+            <w:tcW w:type="dxa" w:w="3023"/>
             <w:tcMar>
               <w:top w:type="dxa" w:w="80"/>
               <w:left w:type="dxa" w:w="120"/>
@@ -761,7 +761,7 @@
         </w:tc>
         <w:tc>
           <w:tcPr>
-            <w:tcW w:type="dxa" w:w="3200"/>
+            <w:tcW w:type="dxa" w:w="3023"/>
             <w:tcMar>
               <w:top w:type="dxa" w:w="80"/>
               <w:left w:type="dxa" w:w="120"/>
@@ -784,7 +784,7 @@
         </w:tc>
         <w:tc>
           <w:tcPr>
-            <w:tcW w:type="dxa" w:w="3200"/>
+            <w:tcW w:type="dxa" w:w="3023"/>
             <w:tcMar>
               <w:top w:type="dxa" w:w="80"/>
               <w:left w:type="dxa" w:w="120"/>
